--- a/tillsyn/A 61292-2025 tillsynsbegäran.docx
+++ b/tillsyn/A 61292-2025 tillsynsbegäran.docx
@@ -463,7 +463,7 @@
     <w:r>
       <w:tab/>
       <w:tab/>
-      <w:t>2025-12-10</w:t>
+      <w:t>2025-12-11</w:t>
       <w:br/>
       <w:br/>
     </w:r>

--- a/tillsyn/A 61292-2025 tillsynsbegäran.docx
+++ b/tillsyn/A 61292-2025 tillsynsbegäran.docx
@@ -463,7 +463,7 @@
     <w:r>
       <w:tab/>
       <w:tab/>
-      <w:t>2025-12-11</w:t>
+      <w:t>2025-12-12</w:t>
       <w:br/>
       <w:br/>
     </w:r>

--- a/tillsyn/A 61292-2025 tillsynsbegäran.docx
+++ b/tillsyn/A 61292-2025 tillsynsbegäran.docx
@@ -463,7 +463,7 @@
     <w:r>
       <w:tab/>
       <w:tab/>
-      <w:t>2025-12-12</w:t>
+      <w:t>2025-12-13</w:t>
       <w:br/>
       <w:br/>
     </w:r>

--- a/tillsyn/A 61292-2025 tillsynsbegäran.docx
+++ b/tillsyn/A 61292-2025 tillsynsbegäran.docx
@@ -463,7 +463,7 @@
     <w:r>
       <w:tab/>
       <w:tab/>
-      <w:t>2025-12-19</w:t>
+      <w:t>2025-12-20</w:t>
       <w:br/>
       <w:br/>
     </w:r>

--- a/tillsyn/A 61292-2025 tillsynsbegäran.docx
+++ b/tillsyn/A 61292-2025 tillsynsbegäran.docx
@@ -463,7 +463,7 @@
     <w:r>
       <w:tab/>
       <w:tab/>
-      <w:t>2025-12-20</w:t>
+      <w:t>2025-12-21</w:t>
       <w:br/>
       <w:br/>
     </w:r>

--- a/tillsyn/A 61292-2025 tillsynsbegäran.docx
+++ b/tillsyn/A 61292-2025 tillsynsbegäran.docx
@@ -22,7 +22,134 @@
     </w:p>
     <w:p>
       <w:r>
-        <w:t>Nedan beskrivs fynd av fridlysta arter som gjorts i det avverkningsanmälda området. I BILAGA 1 finns artfakta om fridlysta arter.</w:t>
+        <w:t>Nedan beskrivs fynd av naturvårdsarter och fridlysta arter som gjorts i det avverkningsanmälda området. I BILAGA 1 finns artfakta om fridlysta arter.</w:t>
+      </w:r>
+    </w:p>
+    <w:p>
+      <w:pPr>
+        <w:pStyle w:val="Heading1"/>
+      </w:pPr>
+      <w:r>
+        <w:t>Naturvårdsarter</w:t>
+      </w:r>
+    </w:p>
+    <w:p>
+      <w:r>
+        <w:t>I avverkningsanmälan har följande 10 naturvårdsarter hittats: knärot (VU, §8), skogstrappmossa (NT), spillkråka (NT, §4), ullticka (NT), bronshjon (S), grön sköldmossa (S, §8), grönpyrola (S), stubbspretmossa (S), vågbandad barkbock (S) och kungsfågel (§4). Av dessa är 4 rödlistade. För rödlistade arter har rödlistekategorin angivits inom parentes. Arter som är signalarter enligt Skogsstyrelsen har markerats med (S). För fridlysta arter anges även paragrafen i Artskyddsförordningen som arten är fridlyst enligt.</w:t>
+      </w:r>
+    </w:p>
+    <w:p>
+      <w:r>
+        <w:t>De påträffade naturvårdsarterna är ett tydligt kvitto på att detta rör sig om en skog med höga naturvärden. I Figur 1 visas en karta över det avverkningsanmälda området, där samtliga fyndplatser för naturvårdsarter som finns registrerade på Artportalen har markerats.</w:t>
+      </w:r>
+    </w:p>
+    <w:p>
+      <w:pPr>
+        <w:pStyle w:val="Caption"/>
+      </w:pPr>
+      <w:r>
+        <w:drawing>
+          <wp:inline xmlns:a="http://schemas.openxmlformats.org/drawingml/2006/main" xmlns:pic="http://schemas.openxmlformats.org/drawingml/2006/picture">
+            <wp:extent cx="5486400" cy="3710536"/>
+            <wp:docPr id="1" name="Picture 1"/>
+            <wp:cNvGraphicFramePr>
+              <a:graphicFrameLocks noChangeAspect="1"/>
+            </wp:cNvGraphicFramePr>
+            <a:graphic>
+              <a:graphicData uri="http://schemas.openxmlformats.org/drawingml/2006/picture">
+                <pic:pic>
+                  <pic:nvPicPr>
+                    <pic:cNvPr id="0" name="A 61292-2025 karta.png"/>
+                    <pic:cNvPicPr/>
+                  </pic:nvPicPr>
+                  <pic:blipFill>
+                    <a:blip r:embed="rId16"/>
+                    <a:stretch>
+                      <a:fillRect/>
+                    </a:stretch>
+                  </pic:blipFill>
+                  <pic:spPr>
+                    <a:xfrm>
+                      <a:off x="0" y="0"/>
+                      <a:ext cx="5486400" cy="3710536"/>
+                    </a:xfrm>
+                    <a:prstGeom prst="rect"/>
+                  </pic:spPr>
+                </pic:pic>
+              </a:graphicData>
+            </a:graphic>
+          </wp:inline>
+        </w:drawing>
+      </w:r>
+    </w:p>
+    <w:p>
+      <w:pPr>
+        <w:pStyle w:val="Caption"/>
+      </w:pPr>
+      <w:r>
+        <w:t>Figur 1. Fyndplatser för naturvårdsarter i det avverkningsanmälda området (röd linje). Markörer utan svart kant är placerade på fyndplatsen. Markörer med svart kant är placerade vid sidan av fyndplatsen och har ett svart streck som visar fyndplatsens exakta position. Kartans mittpunktskoordinat är N 6612606, E 691714 i SWEREF 99 TM.</w:t>
+      </w:r>
+    </w:p>
+    <w:p>
+      <w:r>
+        <w:rPr>
+          <w:b/>
+        </w:rPr>
+        <w:t xml:space="preserve">Grönpyrola </w:t>
+      </w:r>
+      <w:r>
+        <w:t>växer främst på sandig, torr eller frisk mark i äldre barrskog, ofta på isälvsmaterial såsom sand och grus. Den påträffas främst i äldre naturligt uppkomna barrskogar, exempelvis på tallmoar, i åssluttningar, dyner och rasbranter. Arten är känslig för skogsbruksmetoder såsom slutavverkning och markberedning (Nitare &amp; Skogsstyrelsen, 2019).</w:t>
+      </w:r>
+    </w:p>
+    <w:p>
+      <w:r>
+        <w:rPr>
+          <w:b/>
+        </w:rPr>
+        <w:t xml:space="preserve">Skogstrappmossa (NT) </w:t>
+      </w:r>
+      <w:r>
+        <w:t>är knuten till barrnaturskog med höga naturvärden där den växer på murkna stammar, oftast grova granlågor. Då och då hittas den även på beskuggade urbergsklippor och på fuktig ved i sumpskog. Minskad förekomst av grov död ved av främst barrträd innebär ett hot. Då arten även kräver hög luftfuktighet och skugga utgör alla skogsskötselåtgärder på eller i omedelbar närhet av lokalerna ett hot. På kända lokaler bör ingen avverkning ske (SLU Artdatabanken, 2024).</w:t>
+      </w:r>
+    </w:p>
+    <w:p>
+      <w:r>
+        <w:rPr>
+          <w:b/>
+        </w:rPr>
+        <w:t>Stubbspretmossa</w:t>
+      </w:r>
+      <w:r>
+        <w:t xml:space="preserve"> växer på ved i rika löv- och barrskogar med relativt hög luftfuktighet och indikerar fuktiga skogsmiljöer med gott om murken ved och ofta höga naturvärden (SLU Artdatabanken, 2024).</w:t>
+      </w:r>
+    </w:p>
+    <w:p>
+      <w:r>
+        <w:rPr>
+          <w:b/>
+        </w:rPr>
+        <w:t>Ullticka (NT)</w:t>
+      </w:r>
+      <w:r>
+        <w:t xml:space="preserve"> är knuten till restbestånd av barrnaturskog och förekommer med ett tydligt optimum i orörda eller måttligt påverkade gamla granskogar där det föreligger viss kontinuitet av grov död ved. Ullticka är en bra signalart inom hela sitt utbredningsområde och i södra Sverige är den sällsynt och en god signalart för skyddsvärda granskogsmiljöer. Den hotas av avverkning och fragmentering av naturskog och äldre granskog med lång trädkontinuitet. På ullticka kan ibland ulltickeporing (VU) påträffas - det är en sällsynt ticka som nyligen delats upp i tre olika arter: </w:t>
+      </w:r>
+      <w:r>
+        <w:rPr>
+          <w:i/>
+        </w:rPr>
+        <w:t xml:space="preserve">Skeletocutis brevispora </w:t>
+      </w:r>
+      <w:r>
+        <w:t>(ulltickeporing)</w:t>
+      </w:r>
+      <w:r>
+        <w:rPr>
+          <w:i/>
+        </w:rPr>
+        <w:t>, Skeletocutis delicata och Skeletocutis exilis</w:t>
+      </w:r>
+      <w:r>
+        <w:t>. De två sistnämnda arterna står för närvarande (2020) som ej bedömda i rödlistan (SLU Artdatabanken, 2024; Nitare &amp; Skogsstyrelsen, 2019; Miettinen &amp; Niemelä, 2018).</w:t>
       </w:r>
     </w:p>
     <w:p>
@@ -35,7 +162,32 @@
     </w:p>
     <w:p>
       <w:r>
-        <w:t>Följande fridlysta arter har sina livsmiljöer och växtplatser i den avverkningsanmälda skogen: .</w:t>
+        <w:t>Följande fridlysta arter har sina livsmiljöer och växtplatser i den avverkningsanmälda skogen: knärot (VU, §8), spillkråka (NT, §4), grön sköldmossa (S, §8) och kungsfågel (§4).</w:t>
+      </w:r>
+    </w:p>
+    <w:p>
+      <w:r>
+        <w:t xml:space="preserve">Observera att medlemsländerna är skyldiga att agera i enlighet med EU:s fågeldirektiv där det uttryckligen står att direktivet gäller för fåglar samt för deras ägg, bon och </w:t>
+      </w:r>
+      <w:r>
+        <w:rPr>
+          <w:b/>
+        </w:rPr>
+        <w:t xml:space="preserve">livsmiljöer </w:t>
+      </w:r>
+      <w:r>
+        <w:t>(artikel 1). Vidare att de åtgärder som vidtas inte får leda till en försämring av den nuvarande situationen beträffande bevarandet av de fågelarter som avses i artikel 1 (artikel 13). Fågeldirektivet är styrande för tillsynsansvariga myndigheters ärendehantering, ställningstaganden och beslutsfattande.</w:t>
+      </w:r>
+    </w:p>
+    <w:p>
+      <w:r>
+        <w:rPr>
+          <w:b/>
+        </w:rPr>
+        <w:t>Grön sköldmossa (§8)</w:t>
+      </w:r>
+      <w:r>
+        <w:t xml:space="preserve"> omfattas av EU:s art- och habitatdirektiv bilaga 2 vilket innebär att det finns ett uttalat intresse inom Europeiska unionen att bevara arten. Grön sköldmossa kräver skog som har ett speciellt mikroklimat med hög och jämn luftfuktighet i kombination med rik tillgång på död ved (Nitare, 2019). I praktiken handlar det om åtminstone 50 meter med skyddande skog för att undvika uttorkning av marken (Hallingbäck, personligt meddelande 2022-02-24). Grön sköldmossa är en ansvarsart för Sverige då en särskilt stor andel av Europas population finns i landet. Mark- och miljööverdomstolen (MÖD) har i mål nr M 2019-20 (18 februari 2019) slagit fast att grön sköldmossa (§8) är dispenspliktig och att exemplar av arten inte får skadas utan dispens (MÖD, mål nr M 2019-20).</w:t>
       </w:r>
     </w:p>
     <w:p>
@@ -69,7 +221,7 @@
     </w:p>
     <w:p>
       <w:r>
-        <w:t>I det avverkningsanmälda området finns 0 fyndplatser för knärot registrerade på Artportalen. Figur 2 visar gränserna för buffertzoner på 50 m, som behöver lämnas kring fyndplatserna för att knärotslokalerna inte ska försvinna vid en avverkning. Av det avverkningsanmälda området överlappar 0.14 ha med buffertzonerna och får av detta skäl inte avverkas.</w:t>
+        <w:t>I det avverkningsanmälda området finns 8 fyndplatser för knärot registrerade på Artportalen. Figur 2 visar gränserna för buffertzoner på 50 m, som behöver lämnas kring fyndplatserna för att knärotslokalerna inte ska försvinna vid en avverkning. Av det avverkningsanmälda området överlappar 2.09 ha med buffertzonerna och får av detta skäl inte avverkas.</w:t>
       </w:r>
     </w:p>
     <w:p>
@@ -80,7 +232,7 @@
         <w:drawing>
           <wp:inline xmlns:a="http://schemas.openxmlformats.org/drawingml/2006/main" xmlns:pic="http://schemas.openxmlformats.org/drawingml/2006/picture">
             <wp:extent cx="5486400" cy="4335218"/>
-            <wp:docPr id="1" name="Picture 1"/>
+            <wp:docPr id="2" name="Picture 2"/>
             <wp:cNvGraphicFramePr>
               <a:graphicFrameLocks noChangeAspect="1"/>
             </wp:cNvGraphicFramePr>
@@ -92,7 +244,7 @@
                     <pic:cNvPicPr/>
                   </pic:nvPicPr>
                   <pic:blipFill>
-                    <a:blip r:embed="rId16"/>
+                    <a:blip r:embed="rId17"/>
                     <a:stretch>
                       <a:fillRect/>
                     </a:stretch>
@@ -126,6 +278,17 @@
     </w:p>
     <w:p>
       <w:r>
+        <w:rPr>
+          <w:b/>
+        </w:rPr>
+        <w:t>Spillkråka (NT, §4)</w:t>
+      </w:r>
+      <w:r>
+        <w:t xml:space="preserve"> är rödlistad som nära hotad och ingår i bilaga 1 i EU:s fågeldirektiv. Den minskar i population på grund av minskad tillgång på lämpliga bo- och födoträd och minskad födotillgång. Spillkråkans minskningstakt har uppgått till 19 (24–10) % under de senaste 15 åren. Minskningstakten för den svenska populationen bedöms vara nära gränsvärdet för Sårbar (VU) (A2bc). Skogsbruk med korta omloppstider och täta, homogena ungskogar utgör det största hotet, (SLU Artdatabanken, 2023).</w:t>
+      </w:r>
+    </w:p>
+    <w:p>
+      <w:r>
         <w:t>I BILAGA 1 finns mer detaljerad information om ekologi samt krav på livsmiljö hos fridlysta arter.</w:t>
       </w:r>
     </w:p>
@@ -140,6 +303,182 @@
       </w:pPr>
       <w:r>
         <w:t>BILAGA 1 – Fridlysta arter</w:t>
+      </w:r>
+    </w:p>
+    <w:p>
+      <w:pPr>
+        <w:pStyle w:val="Heading1"/>
+      </w:pPr>
+      <w:r>
+        <w:t>Grön sköldmossa – ekologi samt krav på livsmiljön</w:t>
+      </w:r>
+    </w:p>
+    <w:p>
+      <w:r>
+        <w:t>Grön sköldmossa, fridlyst enligt 8§ artskyddsförordningen, växer på stubbar och lågor av olika trädslag, huvudsakligen i sena nedbrytningsstadier och på och mellan grova rötter av levande och döda träd. Den förekommer i Sverige främst i näringsrika granskogar med stort inslag av löv, arten är kortlivad och antalet kapslar varierar kraftigt mellan olika år (SLU Artdatabanken, 2021). Grön sköldmossa kräver skog som har ett speciellt mikroklimat med hög och jämn luftfuktighet i kombination med rik tillgång på död ved (Nitare, 2019). I praktiken handlar det om åtminstone 50 meter med skyddande skog för att undvika uttorkning av marken (Hallingbäck, personligt meddelande 2022-02-24).</w:t>
+      </w:r>
+    </w:p>
+    <w:p>
+      <w:r>
+        <w:t>Arten har sin huvudutbredning i sydöstra Sverige (SLU Artdatabanken, 2021). Allvarligaste hoten mot arten är skogsavverkning och brist på död ved. Brist på naturligt döda träd i dagens produktionsskogar gör att arten blir allt sällsyntare (Hallingbäck, 2016). Död ved i större mängd bör lämnas och träd tillåtas åldras och dö för att skapa kontinuerlig tillgång på livsmiljöer. Träd och livsmiljö bör skyddas genom att lämna trädgrupper, ytor eller zoner (SLU Artdatabanken, 2021).</w:t>
+      </w:r>
+    </w:p>
+    <w:p>
+      <w:r>
+        <w:t>Grön sköldmossa är upptagen i EU:s Habitatdirektiv bilaga 2 vilket innebär att det  finns ett uttalat intresse inom Europeiska unionen att bevara arten. Grön sköldmossa är en ansvarsart för Sverige då en särskilt stor andel av Europas population finns i landet. Förutom i östra Sverige har arten inga större sammanhängande utbredningar med gynnsam bevarandestatus söderut i Europa förrän i Montenegro. Det finns enbart liten förekomst med gynnsam regional bevarandestatus i södra Frankrike och södra Polen. Grön sköldmossa är typisk art för 9010 Taiga och 9750 Svämlövskog (Natura 2000) och omfattas även av Bernkonventionen bilaga 1.</w:t>
+      </w:r>
+    </w:p>
+    <w:p>
+      <w:r>
+        <w:t>Fridlysningen enligt §§ 8 och 15 Artskyddsförordningen innebär att det är förbjudet att på något sätt skada exemplar av arten. Artskyddsförordning (2007:845):</w:t>
+      </w:r>
+    </w:p>
+    <w:p>
+      <w:pPr>
+        <w:pStyle w:val="ListBullet"/>
+      </w:pPr>
+      <w:r>
+        <w:t>8 § I fråga om sådana vilt levande kärlväxter, mossor, lavar, svampar och alger som anges i bilaga 2 till denna förordning är det förbjudet att i den omfattning som framgår av bilagan 1. plocka, gräva upp eller på annat sätt ta bort eller skada exemplar av växterna, och 2. ta bort eller skada frön eller andra delar.</w:t>
+      </w:r>
+    </w:p>
+    <w:p>
+      <w:pPr>
+        <w:pStyle w:val="ListBullet"/>
+      </w:pPr>
+      <w:r>
+        <w:t>15 § Länsstyrelsen får i det enskilda fallet ge dispens från förbuden i 6, 8 och 9 §§ som avser länet eller del av länet, om det inte finns någon annan lämplig lösning och dispensen inte försvårar upprätthållandet av en gynnsam bevarandestatus hos artens bestånd i dess naturliga utbredningsområde.</w:t>
+      </w:r>
+    </w:p>
+    <w:p>
+      <w:r>
+        <w:t>Grön sköldmossa är även listad som B i Artskyddsförordningen vilket innebär att den är en art av unionsintresse:</w:t>
+      </w:r>
+    </w:p>
+    <w:p>
+      <w:pPr>
+        <w:pStyle w:val="ListBullet"/>
+      </w:pPr>
+      <w:r>
+        <w:t>B: Arten har enligt fågeldirektivet eller art- och habitatdirektivet ett sådant unionsintresse att särskilda skyddsområden (fågeldirektivet) eller bevarandeområden (art- och habitatdirektivet) behöver utses. Arten finns upptagen i bilaga 1 till fågeldirektivet eller bilaga 2 till art- och habitatdirektivet.</w:t>
+      </w:r>
+    </w:p>
+    <w:p>
+      <w:r>
+        <w:t>Mark- och miljööverdomstolen (MÖD) har i mål nr M 2019-20 (18 februari 2019) slagit fast att grön sköldmossa (§8) är dispenspliktig och att exemplar av arten inte får skadas utan dispens (MÖD, mål nr M 2019-20).</w:t>
+      </w:r>
+    </w:p>
+    <w:p>
+      <w:pPr>
+        <w:pStyle w:val="Heading2"/>
+      </w:pPr>
+      <w:r>
+        <w:t>Referenser – grön sköldmossa</w:t>
+      </w:r>
+    </w:p>
+    <w:p>
+      <w:r>
+        <w:t xml:space="preserve">Hallingbäck T., 2016. </w:t>
+      </w:r>
+      <w:r>
+        <w:rPr>
+          <w:i/>
+        </w:rPr>
+        <w:t xml:space="preserve">Mossor en fältguide. </w:t>
+      </w:r>
+      <w:r>
+        <w:t>Naturcentrum.</w:t>
+      </w:r>
+    </w:p>
+    <w:p>
+      <w:r>
+        <w:t xml:space="preserve">Hallingbäck T., 2022. </w:t>
+      </w:r>
+      <w:r>
+        <w:rPr>
+          <w:i/>
+        </w:rPr>
+        <w:t xml:space="preserve">Personligt meddelande 2022-02-24. </w:t>
+      </w:r>
+      <w:r>
+        <w:t>SLU Artdatabanken. Se nedan.</w:t>
+      </w:r>
+    </w:p>
+    <w:p>
+      <w:r>
+        <w:t xml:space="preserve">Mark- och miljööverdomstolen. </w:t>
+      </w:r>
+      <w:r>
+        <w:rPr>
+          <w:i/>
+        </w:rPr>
+        <w:t xml:space="preserve">Dom 18 februari 2019 i mål nr M 2019-20 </w:t>
+      </w:r>
+      <w:r>
+        <w:t>(MÖD, mål nr M 2019-20)</w:t>
+      </w:r>
+    </w:p>
+    <w:p>
+      <w:r>
+        <w:t xml:space="preserve">Nitare, J., 2019. </w:t>
+      </w:r>
+      <w:r>
+        <w:rPr>
+          <w:i/>
+        </w:rPr>
+        <w:t xml:space="preserve">Skyddsvärd skog – Naturvårdsarter och andra kriterier för naturvärdesbedömning. </w:t>
+      </w:r>
+      <w:r>
+        <w:t>Skogsstyrelsen.</w:t>
+      </w:r>
+    </w:p>
+    <w:p>
+      <w:r>
+        <w:t xml:space="preserve">SLU Artdatabanken, 2021. </w:t>
+      </w:r>
+      <w:r>
+        <w:rPr>
+          <w:i/>
+        </w:rPr>
+        <w:t xml:space="preserve">Artfaktablad. Naturvård – artfakta. </w:t>
+      </w:r>
+      <w:r>
+        <w:t>SLU Artdatabanken, Uppsala</w:t>
+      </w:r>
+    </w:p>
+    <w:p>
+      <w:r>
+        <w:t>Hallingbäck, personligt meddelande 2022-02-24</w:t>
+      </w:r>
+    </w:p>
+    <w:p>
+      <w:pPr>
+        <w:jc w:val="left"/>
+      </w:pPr>
+      <w:r>
+        <w:t>Från: Tomas Hallingbäck &lt;Tomas.Hallingback@slu.se&gt;</w:t>
+        <w:br/>
+        <w:t>Date: tors 24 feb. 2022 kl 17:49</w:t>
+        <w:br/>
+        <w:t>Subject: Re: Grön sköldmossa</w:t>
+        <w:br/>
+        <w:t>To: Magnus Kasselstrand &lt;magnus.kasselstrand@gmail.com&gt;</w:t>
+      </w:r>
+    </w:p>
+    <w:p>
+      <w:r>
+        <w:t>Hej Magnus,</w:t>
+      </w:r>
+    </w:p>
+    <w:p>
+      <w:r>
+        <w:t>Tyvärr finns inga studier på just detta, men uttorkning av underlaget är en starkt negativ faktor för grön sköldmossa, och jag brukar hänvisa till lokalklimatiska studier som visar att skyddskappan för att förhindra uttorkning av marken ligger på minst tre trädlängder skog (för plan mark), kortare för kuperad terräng, och detta blir i praktiken åtminstone 50 meter.</w:t>
+      </w:r>
+    </w:p>
+    <w:p>
+      <w:r>
+        <w:t>MVH</w:t>
+        <w:br/>
+        <w:t>Tomas Hallingbäck</w:t>
       </w:r>
     </w:p>
     <w:p>
@@ -335,6 +674,46 @@
         <w:t>SLU Artdatabanken, Uppsala</w:t>
       </w:r>
     </w:p>
+    <w:p>
+      <w:pPr>
+        <w:pStyle w:val="Heading1"/>
+      </w:pPr>
+      <w:r>
+        <w:t>Spillkråka – ekologi samt krav på livsmiljön</w:t>
+      </w:r>
+    </w:p>
+    <w:p>
+      <w:r>
+        <w:t>Spillkråka (NT) är rödlistad som nära hotad, fridlyst enligt §4 Artskyddsförordningen och ingår i bilaga 1 i EU:s fågeldirektiv. Spillkråka lever i både barr- och blandskog liksom i ren lövskog. De tätaste populationerna tenderar att finnas i äldre, variationsrik blandskog med gott om död ved och gamla träd.</w:t>
+      </w:r>
+    </w:p>
+    <w:p>
+      <w:r>
+        <w:t>Varje par utnyttjar 400–1000 hektar skog beroende på skogens kvalitet. En minskning av populationen pågår på grund av minskad tillgång på lämpliga bo- och födoträd och minskad födotillgång. Spillkråkans minskningstakt har uppgått till 19 (24–10) % under de senaste 15 åren. Minskningstakten för den svenska populationen bedöms vara nära gränsvärdet för Sårbar (VU) (A2bc). Skogsbruk med korta omloppstider och täta, homogena ungskogar utgör det största hotet (Artdatabanken 2023).</w:t>
+      </w:r>
+    </w:p>
+    <w:p>
+      <w:pPr>
+        <w:pStyle w:val="Heading2"/>
+      </w:pPr>
+      <w:r>
+        <w:t>Referenser – spillkråka</w:t>
+      </w:r>
+    </w:p>
+    <w:p>
+      <w:r>
+        <w:t xml:space="preserve">SLU Artdatabanken, 2021. </w:t>
+      </w:r>
+      <w:r>
+        <w:rPr>
+          <w:i/>
+        </w:rPr>
+        <w:t xml:space="preserve">Artfaktablad. Naturvård – artfakta. </w:t>
+      </w:r>
+      <w:r>
+        <w:t>SLU Artdatabanken, Uppsala</w:t>
+      </w:r>
+    </w:p>
     <w:sectPr>
       <w:headerReference w:type="even" r:id="rId8"/>
       <w:headerReference w:type="default" r:id="rId9"/>
@@ -463,7 +842,7 @@
     <w:r>
       <w:tab/>
       <w:tab/>
-      <w:t>2025-12-21</w:t>
+      <w:t>2025-12-22</w:t>
       <w:br/>
       <w:br/>
     </w:r>

--- a/tillsyn/A 61292-2025 tillsynsbegäran.docx
+++ b/tillsyn/A 61292-2025 tillsynsbegäran.docx
@@ -35,7 +35,7 @@
     </w:p>
     <w:p>
       <w:r>
-        <w:t>I avverkningsanmälan har följande 10 naturvårdsarter hittats: knärot (VU, §8), skogstrappmossa (NT), spillkråka (NT, §4), ullticka (NT), bronshjon (S), grön sköldmossa (S, §8), grönpyrola (S), stubbspretmossa (S), vågbandad barkbock (S) och kungsfågel (§4). Av dessa är 4 rödlistade. För rödlistade arter har rödlistekategorin angivits inom parentes. Arter som är signalarter enligt Skogsstyrelsen har markerats med (S). För fridlysta arter anges även paragrafen i Artskyddsförordningen som arten är fridlyst enligt.</w:t>
+        <w:t>I avverkningsanmälan har följande 9 naturvårdsarter hittats: knärot (VU, §8), spillkråka (NT, §4), ullticka (NT), bronshjon (S), grön sköldmossa (S, §8), grönpyrola (S), stubbspretmossa (S), vågbandad barkbock (S) och kungsfågel (§4). Av dessa är 3 rödlistade. För rödlistade arter har rödlistekategorin angivits inom parentes. Arter som är signalarter enligt Skogsstyrelsen har markerats med (S). För fridlysta arter anges även paragrafen i Artskyddsförordningen som arten är fridlyst enligt.</w:t>
       </w:r>
     </w:p>
     <w:p>
@@ -99,17 +99,6 @@
       </w:r>
       <w:r>
         <w:t>växer främst på sandig, torr eller frisk mark i äldre barrskog, ofta på isälvsmaterial såsom sand och grus. Den påträffas främst i äldre naturligt uppkomna barrskogar, exempelvis på tallmoar, i åssluttningar, dyner och rasbranter. Arten är känslig för skogsbruksmetoder såsom slutavverkning och markberedning (Nitare &amp; Skogsstyrelsen, 2019).</w:t>
-      </w:r>
-    </w:p>
-    <w:p>
-      <w:r>
-        <w:rPr>
-          <w:b/>
-        </w:rPr>
-        <w:t xml:space="preserve">Skogstrappmossa (NT) </w:t>
-      </w:r>
-      <w:r>
-        <w:t>är knuten till barrnaturskog med höga naturvärden där den växer på murkna stammar, oftast grova granlågor. Då och då hittas den även på beskuggade urbergsklippor och på fuktig ved i sumpskog. Minskad förekomst av grov död ved av främst barrträd innebär ett hot. Då arten även kräver hög luftfuktighet och skugga utgör alla skogsskötselåtgärder på eller i omedelbar närhet av lokalerna ett hot. På kända lokaler bör ingen avverkning ske (SLU Artdatabanken, 2024).</w:t>
       </w:r>
     </w:p>
     <w:p>
@@ -221,7 +210,7 @@
     </w:p>
     <w:p>
       <w:r>
-        <w:t>I det avverkningsanmälda området finns 8 fyndplatser för knärot registrerade på Artportalen. Figur 2 visar gränserna för buffertzoner på 50 m, som behöver lämnas kring fyndplatserna för att knärotslokalerna inte ska försvinna vid en avverkning. Av det avverkningsanmälda området överlappar 2.09 ha med buffertzonerna och får av detta skäl inte avverkas.</w:t>
+        <w:t>I det avverkningsanmälda området finns 25 fyndplatser för knärot registrerade på Artportalen. Figur 2 visar gränserna för buffertzoner på 50 m, som behöver lämnas kring fyndplatserna för att knärotslokalerna inte ska försvinna vid en avverkning. Av det avverkningsanmälda området överlappar 3.13 ha med buffertzonerna och får av detta skäl inte avverkas.</w:t>
       </w:r>
     </w:p>
     <w:p>
@@ -842,7 +831,7 @@
     <w:r>
       <w:tab/>
       <w:tab/>
-      <w:t>2025-12-22</w:t>
+      <w:t>2025-12-26</w:t>
       <w:br/>
       <w:br/>
     </w:r>

--- a/tillsyn/A 61292-2025 tillsynsbegäran.docx
+++ b/tillsyn/A 61292-2025 tillsynsbegäran.docx
@@ -831,7 +831,7 @@
     <w:r>
       <w:tab/>
       <w:tab/>
-      <w:t>2025-12-26</w:t>
+      <w:t>2025-12-28</w:t>
       <w:br/>
       <w:br/>
     </w:r>

--- a/tillsyn/A 61292-2025 tillsynsbegäran.docx
+++ b/tillsyn/A 61292-2025 tillsynsbegäran.docx
@@ -831,7 +831,7 @@
     <w:r>
       <w:tab/>
       <w:tab/>
-      <w:t>2025-12-28</w:t>
+      <w:t>2025-12-29</w:t>
       <w:br/>
       <w:br/>
     </w:r>

--- a/tillsyn/A 61292-2025 tillsynsbegäran.docx
+++ b/tillsyn/A 61292-2025 tillsynsbegäran.docx
@@ -831,7 +831,7 @@
     <w:r>
       <w:tab/>
       <w:tab/>
-      <w:t>2025-12-29</w:t>
+      <w:t>2025-12-30</w:t>
       <w:br/>
       <w:br/>
     </w:r>

--- a/tillsyn/A 61292-2025 tillsynsbegäran.docx
+++ b/tillsyn/A 61292-2025 tillsynsbegäran.docx
@@ -831,7 +831,7 @@
     <w:r>
       <w:tab/>
       <w:tab/>
-      <w:t>2025-12-30</w:t>
+      <w:t>2025-12-31</w:t>
       <w:br/>
       <w:br/>
     </w:r>

--- a/tillsyn/A 61292-2025 tillsynsbegäran.docx
+++ b/tillsyn/A 61292-2025 tillsynsbegäran.docx
@@ -831,7 +831,7 @@
     <w:r>
       <w:tab/>
       <w:tab/>
-      <w:t>2025-12-31</w:t>
+      <w:t>2026-01-03</w:t>
       <w:br/>
       <w:br/>
     </w:r>

--- a/tillsyn/A 61292-2025 tillsynsbegäran.docx
+++ b/tillsyn/A 61292-2025 tillsynsbegäran.docx
@@ -831,7 +831,7 @@
     <w:r>
       <w:tab/>
       <w:tab/>
-      <w:t>2026-01-07</w:t>
+      <w:t>2026-01-08</w:t>
       <w:br/>
       <w:br/>
     </w:r>

--- a/tillsyn/A 61292-2025 tillsynsbegäran.docx
+++ b/tillsyn/A 61292-2025 tillsynsbegäran.docx
@@ -831,7 +831,7 @@
     <w:r>
       <w:tab/>
       <w:tab/>
-      <w:t>2026-01-08</w:t>
+      <w:t>2026-01-09</w:t>
       <w:br/>
       <w:br/>
     </w:r>

--- a/tillsyn/A 61292-2025 tillsynsbegäran.docx
+++ b/tillsyn/A 61292-2025 tillsynsbegäran.docx
@@ -831,7 +831,7 @@
     <w:r>
       <w:tab/>
       <w:tab/>
-      <w:t>2026-01-09</w:t>
+      <w:t>2026-01-10</w:t>
       <w:br/>
       <w:br/>
     </w:r>

--- a/tillsyn/A 61292-2025 tillsynsbegäran.docx
+++ b/tillsyn/A 61292-2025 tillsynsbegäran.docx
@@ -831,7 +831,7 @@
     <w:r>
       <w:tab/>
       <w:tab/>
-      <w:t>2026-01-10</w:t>
+      <w:t>2026-01-11</w:t>
       <w:br/>
       <w:br/>
     </w:r>

--- a/tillsyn/A 61292-2025 tillsynsbegäran.docx
+++ b/tillsyn/A 61292-2025 tillsynsbegäran.docx
@@ -831,7 +831,7 @@
     <w:r>
       <w:tab/>
       <w:tab/>
-      <w:t>2026-01-11</w:t>
+      <w:t>2026-01-12</w:t>
       <w:br/>
       <w:br/>
     </w:r>

--- a/tillsyn/A 61292-2025 tillsynsbegäran.docx
+++ b/tillsyn/A 61292-2025 tillsynsbegäran.docx
@@ -831,7 +831,7 @@
     <w:r>
       <w:tab/>
       <w:tab/>
-      <w:t>2026-01-12</w:t>
+      <w:t>2026-01-13</w:t>
       <w:br/>
       <w:br/>
     </w:r>

--- a/tillsyn/A 61292-2025 tillsynsbegäran.docx
+++ b/tillsyn/A 61292-2025 tillsynsbegäran.docx
@@ -831,7 +831,7 @@
     <w:r>
       <w:tab/>
       <w:tab/>
-      <w:t>2026-01-13</w:t>
+      <w:t>2026-01-14</w:t>
       <w:br/>
       <w:br/>
     </w:r>

--- a/tillsyn/A 61292-2025 tillsynsbegäran.docx
+++ b/tillsyn/A 61292-2025 tillsynsbegäran.docx
@@ -831,7 +831,7 @@
     <w:r>
       <w:tab/>
       <w:tab/>
-      <w:t>2026-01-14</w:t>
+      <w:t>2026-01-15</w:t>
       <w:br/>
       <w:br/>
     </w:r>

--- a/tillsyn/A 61292-2025 tillsynsbegäran.docx
+++ b/tillsyn/A 61292-2025 tillsynsbegäran.docx
@@ -831,7 +831,7 @@
     <w:r>
       <w:tab/>
       <w:tab/>
-      <w:t>2026-01-15</w:t>
+      <w:t>2026-01-16</w:t>
       <w:br/>
       <w:br/>
     </w:r>

--- a/tillsyn/A 61292-2025 tillsynsbegäran.docx
+++ b/tillsyn/A 61292-2025 tillsynsbegäran.docx
@@ -831,7 +831,7 @@
     <w:r>
       <w:tab/>
       <w:tab/>
-      <w:t>2026-01-16</w:t>
+      <w:t>2026-01-17</w:t>
       <w:br/>
       <w:br/>
     </w:r>

--- a/tillsyn/A 61292-2025 tillsynsbegäran.docx
+++ b/tillsyn/A 61292-2025 tillsynsbegäran.docx
@@ -831,7 +831,7 @@
     <w:r>
       <w:tab/>
       <w:tab/>
-      <w:t>2026-01-17</w:t>
+      <w:t>2026-01-18</w:t>
       <w:br/>
       <w:br/>
     </w:r>

--- a/tillsyn/A 61292-2025 tillsynsbegäran.docx
+++ b/tillsyn/A 61292-2025 tillsynsbegäran.docx
@@ -831,7 +831,7 @@
     <w:r>
       <w:tab/>
       <w:tab/>
-      <w:t>2026-01-18</w:t>
+      <w:t>2026-01-19</w:t>
       <w:br/>
       <w:br/>
     </w:r>

--- a/tillsyn/A 61292-2025 tillsynsbegäran.docx
+++ b/tillsyn/A 61292-2025 tillsynsbegäran.docx
@@ -831,7 +831,7 @@
     <w:r>
       <w:tab/>
       <w:tab/>
-      <w:t>2026-01-19</w:t>
+      <w:t>2026-01-20</w:t>
       <w:br/>
       <w:br/>
     </w:r>

--- a/tillsyn/A 61292-2025 tillsynsbegäran.docx
+++ b/tillsyn/A 61292-2025 tillsynsbegäran.docx
@@ -831,7 +831,7 @@
     <w:r>
       <w:tab/>
       <w:tab/>
-      <w:t>2026-01-20</w:t>
+      <w:t>2026-01-21</w:t>
       <w:br/>
       <w:br/>
     </w:r>

--- a/tillsyn/A 61292-2025 tillsynsbegäran.docx
+++ b/tillsyn/A 61292-2025 tillsynsbegäran.docx
@@ -831,7 +831,7 @@
     <w:r>
       <w:tab/>
       <w:tab/>
-      <w:t>2026-01-21</w:t>
+      <w:t>2026-01-23</w:t>
       <w:br/>
       <w:br/>
     </w:r>

--- a/tillsyn/A 61292-2025 tillsynsbegäran.docx
+++ b/tillsyn/A 61292-2025 tillsynsbegäran.docx
@@ -831,7 +831,7 @@
     <w:r>
       <w:tab/>
       <w:tab/>
-      <w:t>2026-01-23</w:t>
+      <w:t>2026-01-24</w:t>
       <w:br/>
       <w:br/>
     </w:r>

--- a/tillsyn/A 61292-2025 tillsynsbegäran.docx
+++ b/tillsyn/A 61292-2025 tillsynsbegäran.docx
@@ -831,7 +831,7 @@
     <w:r>
       <w:tab/>
       <w:tab/>
-      <w:t>2026-01-24</w:t>
+      <w:t>2026-01-25</w:t>
       <w:br/>
       <w:br/>
     </w:r>

--- a/tillsyn/A 61292-2025 tillsynsbegäran.docx
+++ b/tillsyn/A 61292-2025 tillsynsbegäran.docx
@@ -831,7 +831,7 @@
     <w:r>
       <w:tab/>
       <w:tab/>
-      <w:t>2026-01-25</w:t>
+      <w:t>2026-01-26</w:t>
       <w:br/>
       <w:br/>
     </w:r>

--- a/tillsyn/A 61292-2025 tillsynsbegäran.docx
+++ b/tillsyn/A 61292-2025 tillsynsbegäran.docx
@@ -831,7 +831,7 @@
     <w:r>
       <w:tab/>
       <w:tab/>
-      <w:t>2026-01-26</w:t>
+      <w:t>2026-01-27</w:t>
       <w:br/>
       <w:br/>
     </w:r>

--- a/tillsyn/A 61292-2025 tillsynsbegäran.docx
+++ b/tillsyn/A 61292-2025 tillsynsbegäran.docx
@@ -831,7 +831,7 @@
     <w:r>
       <w:tab/>
       <w:tab/>
-      <w:t>2026-01-27</w:t>
+      <w:t>2026-01-28</w:t>
       <w:br/>
       <w:br/>
     </w:r>
